--- a/data/revised_2026-10_full/outputs/v2/Core_Mathematics/SS1.1_Real_Numbers/Core_Mathematics_Real_Numbers_CBE_LessonSequence.docx
+++ b/data/revised_2026-10_full/outputs/v2/Core_Mathematics/SS1.1_Real_Numbers/Core_Mathematics_Real_Numbers_CBE_LessonSequence.docx
@@ -2398,7 +2398,7 @@
         </w:rPr>
         <w:t xml:space="preserve">© 2026 SeaVuria and ARES. This work is licensed under a </w:t>
       </w:r>
-      <w:hyperlink w:history="1" r:id="rIdo-fhoewu9p9cgyezdtiyq">
+      <w:hyperlink w:history="1" r:id="rIdittmbs8trsjkmqomo9p3_">
         <w:r>
           <w:rPr>
             <w:rFonts w:ascii="Arial" w:cs="Arial" w:eastAsia="Arial" w:hAnsi="Arial"/>
@@ -2418,7 +2418,7 @@
         </w:rPr>
         <w:t xml:space="preserve"> (</w:t>
       </w:r>
-      <w:hyperlink w:history="1" r:id="rIdvyydrtijlor9bbfl34pkn">
+      <w:hyperlink w:history="1" r:id="rId8hxyl2knc6aepjdturjas">
         <w:r>
           <w:rPr>
             <w:rFonts w:ascii="Arial" w:cs="Arial" w:eastAsia="Arial" w:hAnsi="Arial"/>
@@ -2438,7 +2438,7 @@
         </w:rPr>
         <w:t xml:space="preserve">). To view a copy of this license, visit </w:t>
       </w:r>
-      <w:hyperlink w:history="1" r:id="rId_aouhv_ztooaa7t67tpvu">
+      <w:hyperlink w:history="1" r:id="rIdustdqr1w-fopss1lbijnm">
         <w:r>
           <w:rPr>
             <w:rFonts w:ascii="Arial" w:cs="Arial" w:eastAsia="Arial" w:hAnsi="Arial"/>
@@ -3477,7 +3477,7 @@
             <w:pPr>
               <w:spacing w:after="20" w:before="0"/>
             </w:pPr>
-            <w:hyperlink w:history="1" r:id="rIdi1v5zh9cis7ita7znsyvx">
+            <w:hyperlink w:history="1" r:id="rId-p9oyoqdamopgr5vbcrxs">
               <w:r>
                 <w:rPr>
                   <w:rFonts w:ascii="Arial" w:cs="Arial" w:eastAsia="Arial" w:hAnsi="Arial"/>
@@ -3510,7 +3510,7 @@
               <w:spacing w:after="10" w:before="0"/>
               <w:ind w:left="120"/>
             </w:pPr>
-            <w:hyperlink w:history="1" r:id="rIdsqrpordfgzysv_vmexlze">
+            <w:hyperlink w:history="1" r:id="rIdvzzlqbx16rtcty-hmdvk9">
               <w:r>
                 <w:rPr>
                   <w:rFonts w:ascii="Arial" w:cs="Arial" w:eastAsia="Arial" w:hAnsi="Arial"/>
@@ -3555,7 +3555,7 @@
             <w:pPr>
               <w:spacing w:after="20" w:before="0"/>
             </w:pPr>
-            <w:hyperlink w:history="1" r:id="rId-hc_zm69mi4bgxr9_fido">
+            <w:hyperlink w:history="1" r:id="rIdu2r7apo0m0_jtkgjweuvi">
               <w:r>
                 <w:rPr>
                   <w:rFonts w:ascii="Arial" w:cs="Arial" w:eastAsia="Arial" w:hAnsi="Arial"/>
@@ -3588,7 +3588,7 @@
               <w:spacing w:after="10" w:before="0"/>
               <w:ind w:left="120"/>
             </w:pPr>
-            <w:hyperlink w:history="1" r:id="rIdjp3t839mlp47uwpja1ug9">
+            <w:hyperlink w:history="1" r:id="rIdtntdr6u2oatfqvpmziajj">
               <w:r>
                 <w:rPr>
                   <w:rFonts w:ascii="Arial" w:cs="Arial" w:eastAsia="Arial" w:hAnsi="Arial"/>
@@ -3788,7 +3788,7 @@
             <w:pPr>
               <w:spacing w:after="20" w:before="0"/>
             </w:pPr>
-            <w:hyperlink w:history="1" r:id="rIdiuz3eyxkwmqzikse7jr4p">
+            <w:hyperlink w:history="1" r:id="rId4iwao3zeopd7dmb2delvf">
               <w:r>
                 <w:rPr>
                   <w:rFonts w:ascii="Arial" w:cs="Arial" w:eastAsia="Arial" w:hAnsi="Arial"/>
@@ -3821,7 +3821,7 @@
               <w:spacing w:after="10" w:before="0"/>
               <w:ind w:left="120"/>
             </w:pPr>
-            <w:hyperlink w:history="1" r:id="rIdzih_-z45ig_m8ohsgtxds">
+            <w:hyperlink w:history="1" r:id="rIdqpfbxswknnwbsnxjvxzzi">
               <w:r>
                 <w:rPr>
                   <w:rFonts w:ascii="Arial" w:cs="Arial" w:eastAsia="Arial" w:hAnsi="Arial"/>
@@ -3866,7 +3866,7 @@
             <w:pPr>
               <w:spacing w:after="20" w:before="0"/>
             </w:pPr>
-            <w:hyperlink w:history="1" r:id="rIdymjt1ujj-ccdesc1d0d0y">
+            <w:hyperlink w:history="1" r:id="rIdp7q2hvulxcfbgqsnj481g">
               <w:r>
                 <w:rPr>
                   <w:rFonts w:ascii="Arial" w:cs="Arial" w:eastAsia="Arial" w:hAnsi="Arial"/>
@@ -3899,7 +3899,7 @@
               <w:spacing w:after="10" w:before="0"/>
               <w:ind w:left="120"/>
             </w:pPr>
-            <w:hyperlink w:history="1" r:id="rIdvlioouq_ksk4egkanimux">
+            <w:hyperlink w:history="1" r:id="rIdypohr5sk6yltnrpkrnyaj">
               <w:r>
                 <w:rPr>
                   <w:rFonts w:ascii="Arial" w:cs="Arial" w:eastAsia="Arial" w:hAnsi="Arial"/>
@@ -4099,7 +4099,7 @@
             <w:pPr>
               <w:spacing w:after="20" w:before="0"/>
             </w:pPr>
-            <w:hyperlink w:history="1" r:id="rIdyeeakopoztrs8486_an17">
+            <w:hyperlink w:history="1" r:id="rIdwloepk0fzzk-5uiahggmy">
               <w:r>
                 <w:rPr>
                   <w:rFonts w:ascii="Arial" w:cs="Arial" w:eastAsia="Arial" w:hAnsi="Arial"/>
@@ -4132,7 +4132,7 @@
               <w:spacing w:after="10" w:before="0"/>
               <w:ind w:left="120"/>
             </w:pPr>
-            <w:hyperlink w:history="1" r:id="rIdu_ykfjob7ssi7wlrn_b5l">
+            <w:hyperlink w:history="1" r:id="rIdwss2ighpphoee1puqlblt">
               <w:r>
                 <w:rPr>
                   <w:rFonts w:ascii="Arial" w:cs="Arial" w:eastAsia="Arial" w:hAnsi="Arial"/>
@@ -4177,7 +4177,7 @@
             <w:pPr>
               <w:spacing w:after="20" w:before="0"/>
             </w:pPr>
-            <w:hyperlink w:history="1" r:id="rIdfeshbb7fh-4hsxvz-i50i">
+            <w:hyperlink w:history="1" r:id="rIdborqmyge7ke2e87javkx-">
               <w:r>
                 <w:rPr>
                   <w:rFonts w:ascii="Arial" w:cs="Arial" w:eastAsia="Arial" w:hAnsi="Arial"/>
@@ -4210,7 +4210,7 @@
               <w:spacing w:after="10" w:before="0"/>
               <w:ind w:left="120"/>
             </w:pPr>
-            <w:hyperlink w:history="1" r:id="rIddpi4ie-dvtnr75l1yoroo">
+            <w:hyperlink w:history="1" r:id="rIdyha7w9bs5spl22gkn4yxs">
               <w:r>
                 <w:rPr>
                   <w:rFonts w:ascii="Arial" w:cs="Arial" w:eastAsia="Arial" w:hAnsi="Arial"/>
@@ -4410,7 +4410,7 @@
             <w:pPr>
               <w:spacing w:after="20" w:before="0"/>
             </w:pPr>
-            <w:hyperlink w:history="1" r:id="rIdfuvzlk-_3pp08vvyi8nc6">
+            <w:hyperlink w:history="1" r:id="rId5cq1xfvpw2oszv0pbafzx">
               <w:r>
                 <w:rPr>
                   <w:rFonts w:ascii="Arial" w:cs="Arial" w:eastAsia="Arial" w:hAnsi="Arial"/>
@@ -4443,7 +4443,7 @@
               <w:spacing w:after="10" w:before="0"/>
               <w:ind w:left="120"/>
             </w:pPr>
-            <w:hyperlink w:history="1" r:id="rIdlpd792ecxoe0055nybo7n">
+            <w:hyperlink w:history="1" r:id="rId8ihwy4idrcfmk6ufdffiz">
               <w:r>
                 <w:rPr>
                   <w:rFonts w:ascii="Arial" w:cs="Arial" w:eastAsia="Arial" w:hAnsi="Arial"/>
@@ -4488,7 +4488,7 @@
             <w:pPr>
               <w:spacing w:after="20" w:before="0"/>
             </w:pPr>
-            <w:hyperlink w:history="1" r:id="rIdln_tgsix5hfnizhra1ra-">
+            <w:hyperlink w:history="1" r:id="rIdkvnfvsmlcvm7djkmg_qac">
               <w:r>
                 <w:rPr>
                   <w:rFonts w:ascii="Arial" w:cs="Arial" w:eastAsia="Arial" w:hAnsi="Arial"/>
@@ -4521,7 +4521,7 @@
               <w:spacing w:after="10" w:before="0"/>
               <w:ind w:left="120"/>
             </w:pPr>
-            <w:hyperlink w:history="1" r:id="rIdpgpbylwecubjroayk95a-">
+            <w:hyperlink w:history="1" r:id="rIdivgtye67dkylmthsvlnrm">
               <w:r>
                 <w:rPr>
                   <w:rFonts w:ascii="Arial" w:cs="Arial" w:eastAsia="Arial" w:hAnsi="Arial"/>
@@ -4721,7 +4721,7 @@
             <w:pPr>
               <w:spacing w:after="20" w:before="0"/>
             </w:pPr>
-            <w:hyperlink w:history="1" r:id="rIdm9ys3eybgiviki1k8jciv">
+            <w:hyperlink w:history="1" r:id="rIdoe6ydekhvzq8eyxvbniuy">
               <w:r>
                 <w:rPr>
                   <w:rFonts w:ascii="Arial" w:cs="Arial" w:eastAsia="Arial" w:hAnsi="Arial"/>
@@ -4754,7 +4754,7 @@
               <w:spacing w:after="10" w:before="0"/>
               <w:ind w:left="120"/>
             </w:pPr>
-            <w:hyperlink w:history="1" r:id="rIdcel8linrdsreamonzydjd">
+            <w:hyperlink w:history="1" r:id="rIdzuvuywymmpv_keh717szb">
               <w:r>
                 <w:rPr>
                   <w:rFonts w:ascii="Arial" w:cs="Arial" w:eastAsia="Arial" w:hAnsi="Arial"/>
@@ -4799,7 +4799,7 @@
             <w:pPr>
               <w:spacing w:after="20" w:before="0"/>
             </w:pPr>
-            <w:hyperlink w:history="1" r:id="rIdla6iuproh3lwk4si-uhnr">
+            <w:hyperlink w:history="1" r:id="rId_yen_4gktdhvomtyu-ugw">
               <w:r>
                 <w:rPr>
                   <w:rFonts w:ascii="Arial" w:cs="Arial" w:eastAsia="Arial" w:hAnsi="Arial"/>
@@ -4848,7 +4848,7 @@
               <w:spacing w:after="10" w:before="0"/>
               <w:ind w:left="120"/>
             </w:pPr>
-            <w:hyperlink w:history="1" r:id="rIdlssbd_-rfcekc4rv437nd">
+            <w:hyperlink w:history="1" r:id="rIdfba77kxyisjqjoyvbpse0">
               <w:r>
                 <w:rPr>
                   <w:rFonts w:ascii="Arial" w:cs="Arial" w:eastAsia="Arial" w:hAnsi="Arial"/>
@@ -5493,7 +5493,7 @@
         </w:rPr>
         <w:t xml:space="preserve">© 2026 SeaVuria and ARES. Aligned with KICD objectives. Developed by SeaVuria; technical implementation by ARES (with AI assistance from Claude). Licensed under </w:t>
       </w:r>
-      <w:hyperlink w:history="1" r:id="rIda2ng3kjtjntt8o-gifiul">
+      <w:hyperlink w:history="1" r:id="rIdg6zectatrerq4dwspgbbn">
         <w:r>
           <w:rPr>
             <w:rFonts w:ascii="Arial" w:cs="Arial" w:eastAsia="Arial" w:hAnsi="Arial"/>
@@ -5514,7 +5514,7 @@
         </w:rPr>
         <w:t xml:space="preserve"> (</w:t>
       </w:r>
-      <w:hyperlink w:history="1" r:id="rId2hucxagldckwupqtcozec">
+      <w:hyperlink w:history="1" r:id="rIdeoxditn9arz9vlqk3bni-">
         <w:r>
           <w:rPr>
             <w:rFonts w:ascii="Arial" w:cs="Arial" w:eastAsia="Arial" w:hAnsi="Arial"/>
@@ -6554,7 +6554,7 @@
             <w:pPr>
               <w:spacing w:after="20" w:before="0"/>
             </w:pPr>
-            <w:hyperlink w:history="1" r:id="rIdotwwuk-dff6nitzlyn22l">
+            <w:hyperlink w:history="1" r:id="rIdmxcssvah0s5xu6jcoooek">
               <w:r>
                 <w:rPr>
                   <w:rFonts w:ascii="Arial" w:cs="Arial" w:eastAsia="Arial" w:hAnsi="Arial"/>
@@ -6587,7 +6587,7 @@
               <w:spacing w:after="10" w:before="0"/>
               <w:ind w:left="120"/>
             </w:pPr>
-            <w:hyperlink w:history="1" r:id="rIdqzpttofg09fjsj43pq8pf">
+            <w:hyperlink w:history="1" r:id="rIdpybaullmujcqqggnx5idr">
               <w:r>
                 <w:rPr>
                   <w:rFonts w:ascii="Arial" w:cs="Arial" w:eastAsia="Arial" w:hAnsi="Arial"/>
@@ -6632,7 +6632,7 @@
             <w:pPr>
               <w:spacing w:after="20" w:before="0"/>
             </w:pPr>
-            <w:hyperlink w:history="1" r:id="rIdwgzh7rcngvv7wkjk6e2f5">
+            <w:hyperlink w:history="1" r:id="rIdznphqvjymk42c57q23npd">
               <w:r>
                 <w:rPr>
                   <w:rFonts w:ascii="Arial" w:cs="Arial" w:eastAsia="Arial" w:hAnsi="Arial"/>
@@ -6665,7 +6665,7 @@
               <w:spacing w:after="10" w:before="0"/>
               <w:ind w:left="120"/>
             </w:pPr>
-            <w:hyperlink w:history="1" r:id="rIdt9qomlnl1i609ef1acamp">
+            <w:hyperlink w:history="1" r:id="rIdbpfhxjecyleys-zxbylx6">
               <w:r>
                 <w:rPr>
                   <w:rFonts w:ascii="Arial" w:cs="Arial" w:eastAsia="Arial" w:hAnsi="Arial"/>
@@ -6865,7 +6865,7 @@
             <w:pPr>
               <w:spacing w:after="20" w:before="0"/>
             </w:pPr>
-            <w:hyperlink w:history="1" r:id="rIdhpvtw_yhsn0jvm2kygzhq">
+            <w:hyperlink w:history="1" r:id="rIdhnok-1e8mopc6-rvlz01b">
               <w:r>
                 <w:rPr>
                   <w:rFonts w:ascii="Arial" w:cs="Arial" w:eastAsia="Arial" w:hAnsi="Arial"/>
@@ -6898,7 +6898,7 @@
               <w:spacing w:after="10" w:before="0"/>
               <w:ind w:left="120"/>
             </w:pPr>
-            <w:hyperlink w:history="1" r:id="rId7vmif7wmshpmvvwmti8vb">
+            <w:hyperlink w:history="1" r:id="rIdx183r2autnda7k38sjpyb">
               <w:r>
                 <w:rPr>
                   <w:rFonts w:ascii="Arial" w:cs="Arial" w:eastAsia="Arial" w:hAnsi="Arial"/>
@@ -6943,7 +6943,7 @@
             <w:pPr>
               <w:spacing w:after="20" w:before="0"/>
             </w:pPr>
-            <w:hyperlink w:history="1" r:id="rIdyqy8jdmrqmtn8tdk1p13m">
+            <w:hyperlink w:history="1" r:id="rId7ozscgyuvyx2o0zwnyv86">
               <w:r>
                 <w:rPr>
                   <w:rFonts w:ascii="Arial" w:cs="Arial" w:eastAsia="Arial" w:hAnsi="Arial"/>
@@ -6976,7 +6976,7 @@
               <w:spacing w:after="10" w:before="0"/>
               <w:ind w:left="120"/>
             </w:pPr>
-            <w:hyperlink w:history="1" r:id="rIdhb-vyomwrsss1p3arlupa">
+            <w:hyperlink w:history="1" r:id="rIdmjb4u2nct703zwvhbrdl7">
               <w:r>
                 <w:rPr>
                   <w:rFonts w:ascii="Arial" w:cs="Arial" w:eastAsia="Arial" w:hAnsi="Arial"/>
@@ -7176,7 +7176,7 @@
             <w:pPr>
               <w:spacing w:after="20" w:before="0"/>
             </w:pPr>
-            <w:hyperlink w:history="1" r:id="rIdc5inf6hq9gycnc1lnz_o-">
+            <w:hyperlink w:history="1" r:id="rIdrmr-zncnlgbglknir4gii">
               <w:r>
                 <w:rPr>
                   <w:rFonts w:ascii="Arial" w:cs="Arial" w:eastAsia="Arial" w:hAnsi="Arial"/>
@@ -7209,7 +7209,7 @@
               <w:spacing w:after="10" w:before="0"/>
               <w:ind w:left="120"/>
             </w:pPr>
-            <w:hyperlink w:history="1" r:id="rIdogpyt0x7shjfqzgmg9uz4">
+            <w:hyperlink w:history="1" r:id="rIdfalzjbgscublbbzbspvpu">
               <w:r>
                 <w:rPr>
                   <w:rFonts w:ascii="Arial" w:cs="Arial" w:eastAsia="Arial" w:hAnsi="Arial"/>
@@ -7254,7 +7254,7 @@
             <w:pPr>
               <w:spacing w:after="20" w:before="0"/>
             </w:pPr>
-            <w:hyperlink w:history="1" r:id="rId02ykwuynybj8fli61jgwm">
+            <w:hyperlink w:history="1" r:id="rIdzwynlvzh0hw0zh_cnvedy">
               <w:r>
                 <w:rPr>
                   <w:rFonts w:ascii="Arial" w:cs="Arial" w:eastAsia="Arial" w:hAnsi="Arial"/>
@@ -7287,7 +7287,7 @@
               <w:spacing w:after="10" w:before="0"/>
               <w:ind w:left="120"/>
             </w:pPr>
-            <w:hyperlink w:history="1" r:id="rId8u2lonvrj-c5jxjppabf1">
+            <w:hyperlink w:history="1" r:id="rId81nog9a-nnzzqsdi5lvhz">
               <w:r>
                 <w:rPr>
                   <w:rFonts w:ascii="Arial" w:cs="Arial" w:eastAsia="Arial" w:hAnsi="Arial"/>
@@ -7487,7 +7487,7 @@
             <w:pPr>
               <w:spacing w:after="20" w:before="0"/>
             </w:pPr>
-            <w:hyperlink w:history="1" r:id="rIdn4tehh0q__rr-wgygiq0h">
+            <w:hyperlink w:history="1" r:id="rIdw8jlg4msnersd320geq4c">
               <w:r>
                 <w:rPr>
                   <w:rFonts w:ascii="Arial" w:cs="Arial" w:eastAsia="Arial" w:hAnsi="Arial"/>
@@ -7520,7 +7520,7 @@
               <w:spacing w:after="10" w:before="0"/>
               <w:ind w:left="120"/>
             </w:pPr>
-            <w:hyperlink w:history="1" r:id="rIdzghvyj3el-2gksr5raghi">
+            <w:hyperlink w:history="1" r:id="rIdnwuhtzxaihzwh6j0fga_h">
               <w:r>
                 <w:rPr>
                   <w:rFonts w:ascii="Arial" w:cs="Arial" w:eastAsia="Arial" w:hAnsi="Arial"/>
@@ -7565,7 +7565,7 @@
             <w:pPr>
               <w:spacing w:after="20" w:before="0"/>
             </w:pPr>
-            <w:hyperlink w:history="1" r:id="rIdqp_iz4m1swxrpdq-zo0qs">
+            <w:hyperlink w:history="1" r:id="rId0agcgmras8wne1dkkuqcr">
               <w:r>
                 <w:rPr>
                   <w:rFonts w:ascii="Arial" w:cs="Arial" w:eastAsia="Arial" w:hAnsi="Arial"/>
@@ -7598,7 +7598,7 @@
               <w:spacing w:after="10" w:before="0"/>
               <w:ind w:left="120"/>
             </w:pPr>
-            <w:hyperlink w:history="1" r:id="rIdvdpepkqkxgvggbdns-js7">
+            <w:hyperlink w:history="1" r:id="rIdrfm6v2ixuvq9zf2lsizqt">
               <w:r>
                 <w:rPr>
                   <w:rFonts w:ascii="Arial" w:cs="Arial" w:eastAsia="Arial" w:hAnsi="Arial"/>
@@ -7798,7 +7798,7 @@
             <w:pPr>
               <w:spacing w:after="20" w:before="0"/>
             </w:pPr>
-            <w:hyperlink w:history="1" r:id="rIdblgdmq2g9npfwozq8qaf4">
+            <w:hyperlink w:history="1" r:id="rIde2imzm7pe7yxr-d4_4sjy">
               <w:r>
                 <w:rPr>
                   <w:rFonts w:ascii="Arial" w:cs="Arial" w:eastAsia="Arial" w:hAnsi="Arial"/>
@@ -7831,7 +7831,7 @@
               <w:spacing w:after="10" w:before="0"/>
               <w:ind w:left="120"/>
             </w:pPr>
-            <w:hyperlink w:history="1" r:id="rIdbgo3wh3fqexwfrb7ubmhd">
+            <w:hyperlink w:history="1" r:id="rId1naeotiesdcj1vwkz_dnn">
               <w:r>
                 <w:rPr>
                   <w:rFonts w:ascii="Arial" w:cs="Arial" w:eastAsia="Arial" w:hAnsi="Arial"/>
@@ -7876,7 +7876,7 @@
             <w:pPr>
               <w:spacing w:after="20" w:before="0"/>
             </w:pPr>
-            <w:hyperlink w:history="1" r:id="rIdcgdo4kr2vqpftg3dmcb4c">
+            <w:hyperlink w:history="1" r:id="rId_6zjy8sfd-tow7moyeecw">
               <w:r>
                 <w:rPr>
                   <w:rFonts w:ascii="Arial" w:cs="Arial" w:eastAsia="Arial" w:hAnsi="Arial"/>
@@ -7925,7 +7925,7 @@
               <w:spacing w:after="10" w:before="0"/>
               <w:ind w:left="120"/>
             </w:pPr>
-            <w:hyperlink w:history="1" r:id="rIdw-zvz5nt873hiqoy1ycp4">
+            <w:hyperlink w:history="1" r:id="rIdiwnneq9xhrq2fj3gihjy-">
               <w:r>
                 <w:rPr>
                   <w:rFonts w:ascii="Arial" w:cs="Arial" w:eastAsia="Arial" w:hAnsi="Arial"/>
@@ -8450,7 +8450,7 @@
         </w:rPr>
         <w:t xml:space="preserve">© 2026 SeaVuria and ARES. Aligned with KICD objectives. Developed by SeaVuria; technical implementation by ARES (with AI assistance from Claude). Licensed under </w:t>
       </w:r>
-      <w:hyperlink w:history="1" r:id="rIdlnjxi76dtbbykdtbwvl78">
+      <w:hyperlink w:history="1" r:id="rIdewmb8fatavgw_llzc05-3">
         <w:r>
           <w:rPr>
             <w:rFonts w:ascii="Arial" w:cs="Arial" w:eastAsia="Arial" w:hAnsi="Arial"/>
@@ -8471,7 +8471,7 @@
         </w:rPr>
         <w:t xml:space="preserve"> (</w:t>
       </w:r>
-      <w:hyperlink w:history="1" r:id="rIdeptmc-bokjet63vqt9std">
+      <w:hyperlink w:history="1" r:id="rIdvoluxgsann4jw_doynzl6">
         <w:r>
           <w:rPr>
             <w:rFonts w:ascii="Arial" w:cs="Arial" w:eastAsia="Arial" w:hAnsi="Arial"/>
@@ -9511,7 +9511,7 @@
             <w:pPr>
               <w:spacing w:after="20" w:before="0"/>
             </w:pPr>
-            <w:hyperlink w:history="1" r:id="rIdvton1buixvz0gkc8dno0r">
+            <w:hyperlink w:history="1" r:id="rIdwpfqyrxsmuxqqifmat8ge">
               <w:r>
                 <w:rPr>
                   <w:rFonts w:ascii="Arial" w:cs="Arial" w:eastAsia="Arial" w:hAnsi="Arial"/>
@@ -9544,7 +9544,7 @@
               <w:spacing w:after="10" w:before="0"/>
               <w:ind w:left="120"/>
             </w:pPr>
-            <w:hyperlink w:history="1" r:id="rIdldlmw4hgasesh7c9ib3rq">
+            <w:hyperlink w:history="1" r:id="rIdresoftrb8qpeeubtcdeu7">
               <w:r>
                 <w:rPr>
                   <w:rFonts w:ascii="Arial" w:cs="Arial" w:eastAsia="Arial" w:hAnsi="Arial"/>
@@ -9589,7 +9589,7 @@
             <w:pPr>
               <w:spacing w:after="20" w:before="0"/>
             </w:pPr>
-            <w:hyperlink w:history="1" r:id="rIdbqm_0cqdohayjg1owlhcp">
+            <w:hyperlink w:history="1" r:id="rIddoq5ajgq3wqq2mh0veqna">
               <w:r>
                 <w:rPr>
                   <w:rFonts w:ascii="Arial" w:cs="Arial" w:eastAsia="Arial" w:hAnsi="Arial"/>
@@ -9622,7 +9622,7 @@
               <w:spacing w:after="10" w:before="0"/>
               <w:ind w:left="120"/>
             </w:pPr>
-            <w:hyperlink w:history="1" r:id="rIdjn3u1uqplwpq7fmbxehu0">
+            <w:hyperlink w:history="1" r:id="rIdf8lkdoajgf613axahe-l9">
               <w:r>
                 <w:rPr>
                   <w:rFonts w:ascii="Arial" w:cs="Arial" w:eastAsia="Arial" w:hAnsi="Arial"/>
@@ -9822,7 +9822,7 @@
             <w:pPr>
               <w:spacing w:after="20" w:before="0"/>
             </w:pPr>
-            <w:hyperlink w:history="1" r:id="rIdaszhxdffn_sdchhsarryd">
+            <w:hyperlink w:history="1" r:id="rIdp0f5zwsxr5fsu0bzmu4rk">
               <w:r>
                 <w:rPr>
                   <w:rFonts w:ascii="Arial" w:cs="Arial" w:eastAsia="Arial" w:hAnsi="Arial"/>
@@ -9855,7 +9855,7 @@
               <w:spacing w:after="10" w:before="0"/>
               <w:ind w:left="120"/>
             </w:pPr>
-            <w:hyperlink w:history="1" r:id="rIdq1gfnb0petxlvz1yw5vz4">
+            <w:hyperlink w:history="1" r:id="rIdvci5cwcegnggniqydxx3g">
               <w:r>
                 <w:rPr>
                   <w:rFonts w:ascii="Arial" w:cs="Arial" w:eastAsia="Arial" w:hAnsi="Arial"/>
@@ -9900,7 +9900,7 @@
             <w:pPr>
               <w:spacing w:after="20" w:before="0"/>
             </w:pPr>
-            <w:hyperlink w:history="1" r:id="rIde24v4sedj82u_w7tbnqbf">
+            <w:hyperlink w:history="1" r:id="rIdpii4dgbtnstkk1loasowp">
               <w:r>
                 <w:rPr>
                   <w:rFonts w:ascii="Arial" w:cs="Arial" w:eastAsia="Arial" w:hAnsi="Arial"/>
@@ -9933,7 +9933,7 @@
               <w:spacing w:after="10" w:before="0"/>
               <w:ind w:left="120"/>
             </w:pPr>
-            <w:hyperlink w:history="1" r:id="rIdts19jdat6gnyggpem-scp">
+            <w:hyperlink w:history="1" r:id="rIdfb_edm4mxhbohnsaxylny">
               <w:r>
                 <w:rPr>
                   <w:rFonts w:ascii="Arial" w:cs="Arial" w:eastAsia="Arial" w:hAnsi="Arial"/>
@@ -10133,7 +10133,7 @@
             <w:pPr>
               <w:spacing w:after="20" w:before="0"/>
             </w:pPr>
-            <w:hyperlink w:history="1" r:id="rIdmtysyuqwpfocs5ngf6glc">
+            <w:hyperlink w:history="1" r:id="rIdozeyt-cmxb5ek_ijoeybe">
               <w:r>
                 <w:rPr>
                   <w:rFonts w:ascii="Arial" w:cs="Arial" w:eastAsia="Arial" w:hAnsi="Arial"/>
@@ -10166,7 +10166,7 @@
               <w:spacing w:after="10" w:before="0"/>
               <w:ind w:left="120"/>
             </w:pPr>
-            <w:hyperlink w:history="1" r:id="rIdhkrplhdax34xk85jj-iu3">
+            <w:hyperlink w:history="1" r:id="rIdwesqvshec8vakzk5kwjn5">
               <w:r>
                 <w:rPr>
                   <w:rFonts w:ascii="Arial" w:cs="Arial" w:eastAsia="Arial" w:hAnsi="Arial"/>
@@ -10211,7 +10211,7 @@
             <w:pPr>
               <w:spacing w:after="20" w:before="0"/>
             </w:pPr>
-            <w:hyperlink w:history="1" r:id="rIdivuazrrupdq5qtqrj9_ls">
+            <w:hyperlink w:history="1" r:id="rIdf1m8mvfq4ambjuirzjlux">
               <w:r>
                 <w:rPr>
                   <w:rFonts w:ascii="Arial" w:cs="Arial" w:eastAsia="Arial" w:hAnsi="Arial"/>
@@ -10244,7 +10244,7 @@
               <w:spacing w:after="10" w:before="0"/>
               <w:ind w:left="120"/>
             </w:pPr>
-            <w:hyperlink w:history="1" r:id="rIdfbbb6bw43o6_6aebfw61h">
+            <w:hyperlink w:history="1" r:id="rId5tfsyk1km9mwpdwmbaywc">
               <w:r>
                 <w:rPr>
                   <w:rFonts w:ascii="Arial" w:cs="Arial" w:eastAsia="Arial" w:hAnsi="Arial"/>
@@ -10444,7 +10444,7 @@
             <w:pPr>
               <w:spacing w:after="20" w:before="0"/>
             </w:pPr>
-            <w:hyperlink w:history="1" r:id="rIdjotndierm1qw9skjnpqip">
+            <w:hyperlink w:history="1" r:id="rIduomgyqc_gmmtxgtg2ncer">
               <w:r>
                 <w:rPr>
                   <w:rFonts w:ascii="Arial" w:cs="Arial" w:eastAsia="Arial" w:hAnsi="Arial"/>
@@ -10477,7 +10477,7 @@
               <w:spacing w:after="10" w:before="0"/>
               <w:ind w:left="120"/>
             </w:pPr>
-            <w:hyperlink w:history="1" r:id="rIdq79fclppc__acb8hispi0">
+            <w:hyperlink w:history="1" r:id="rIdfctywkjvp2yjrtu3vgoip">
               <w:r>
                 <w:rPr>
                   <w:rFonts w:ascii="Arial" w:cs="Arial" w:eastAsia="Arial" w:hAnsi="Arial"/>
@@ -10522,7 +10522,7 @@
             <w:pPr>
               <w:spacing w:after="20" w:before="0"/>
             </w:pPr>
-            <w:hyperlink w:history="1" r:id="rIdo2bchd96ybdp9axxpzgcr">
+            <w:hyperlink w:history="1" r:id="rIdfsiglaq7edko-u9rjwvkh">
               <w:r>
                 <w:rPr>
                   <w:rFonts w:ascii="Arial" w:cs="Arial" w:eastAsia="Arial" w:hAnsi="Arial"/>
@@ -10555,7 +10555,7 @@
               <w:spacing w:after="10" w:before="0"/>
               <w:ind w:left="120"/>
             </w:pPr>
-            <w:hyperlink w:history="1" r:id="rId2y1ouogg3so3tmxw1zztw">
+            <w:hyperlink w:history="1" r:id="rIdmqyq-hhfbbtlvmfpvtfgs">
               <w:r>
                 <w:rPr>
                   <w:rFonts w:ascii="Arial" w:cs="Arial" w:eastAsia="Arial" w:hAnsi="Arial"/>
@@ -10755,7 +10755,7 @@
             <w:pPr>
               <w:spacing w:after="20" w:before="0"/>
             </w:pPr>
-            <w:hyperlink w:history="1" r:id="rIdsklo_bvsfics9eygmpt8l">
+            <w:hyperlink w:history="1" r:id="rIdvyxqfp5xccysphr7y3rbi">
               <w:r>
                 <w:rPr>
                   <w:rFonts w:ascii="Arial" w:cs="Arial" w:eastAsia="Arial" w:hAnsi="Arial"/>
@@ -10788,7 +10788,7 @@
               <w:spacing w:after="10" w:before="0"/>
               <w:ind w:left="120"/>
             </w:pPr>
-            <w:hyperlink w:history="1" r:id="rIdba3pvhwjfvdus5rvijde2">
+            <w:hyperlink w:history="1" r:id="rIdwxrtqxzrd1g9vtsxifohy">
               <w:r>
                 <w:rPr>
                   <w:rFonts w:ascii="Arial" w:cs="Arial" w:eastAsia="Arial" w:hAnsi="Arial"/>
@@ -10833,7 +10833,7 @@
             <w:pPr>
               <w:spacing w:after="20" w:before="0"/>
             </w:pPr>
-            <w:hyperlink w:history="1" r:id="rIdzvixmilcxnhd76jpjod7a">
+            <w:hyperlink w:history="1" r:id="rIdxpedrlr-ayqltnvaq0lhn">
               <w:r>
                 <w:rPr>
                   <w:rFonts w:ascii="Arial" w:cs="Arial" w:eastAsia="Arial" w:hAnsi="Arial"/>
@@ -10866,7 +10866,7 @@
               <w:spacing w:after="10" w:before="0"/>
               <w:ind w:left="120"/>
             </w:pPr>
-            <w:hyperlink w:history="1" r:id="rIdpzaicecl8doh7n9s_1yxq">
+            <w:hyperlink w:history="1" r:id="rId8_zpyfss9ji9-yihbibyk">
               <w:r>
                 <w:rPr>
                   <w:rFonts w:ascii="Arial" w:cs="Arial" w:eastAsia="Arial" w:hAnsi="Arial"/>
@@ -11391,7 +11391,7 @@
         </w:rPr>
         <w:t xml:space="preserve">© 2026 SeaVuria and ARES. Aligned with KICD objectives. Developed by SeaVuria; technical implementation by ARES (with AI assistance from Claude). Licensed under </w:t>
       </w:r>
-      <w:hyperlink w:history="1" r:id="rId5dlov1afvhmqvl-kgzf-l">
+      <w:hyperlink w:history="1" r:id="rIdtdloqilmjsm5mpegel0-t">
         <w:r>
           <w:rPr>
             <w:rFonts w:ascii="Arial" w:cs="Arial" w:eastAsia="Arial" w:hAnsi="Arial"/>
@@ -11412,7 +11412,7 @@
         </w:rPr>
         <w:t xml:space="preserve"> (</w:t>
       </w:r>
-      <w:hyperlink w:history="1" r:id="rIdebf4hu-5nhfaddhnms6gx">
+      <w:hyperlink w:history="1" r:id="rIdl4ex9ms3u4pgvzz71fc5e">
         <w:r>
           <w:rPr>
             <w:rFonts w:ascii="Arial" w:cs="Arial" w:eastAsia="Arial" w:hAnsi="Arial"/>
@@ -12452,7 +12452,7 @@
             <w:pPr>
               <w:spacing w:after="20" w:before="0"/>
             </w:pPr>
-            <w:hyperlink w:history="1" r:id="rIdedknr9qhyl5pw8j-mqxxw">
+            <w:hyperlink w:history="1" r:id="rIdelvrv7ra5a2yyr3phwr-2">
               <w:r>
                 <w:rPr>
                   <w:rFonts w:ascii="Arial" w:cs="Arial" w:eastAsia="Arial" w:hAnsi="Arial"/>
@@ -12485,7 +12485,7 @@
               <w:spacing w:after="10" w:before="0"/>
               <w:ind w:left="120"/>
             </w:pPr>
-            <w:hyperlink w:history="1" r:id="rIdoi6wzkjversmt12uinvlm">
+            <w:hyperlink w:history="1" r:id="rIdhrkdojkbyns5tohmg6qus">
               <w:r>
                 <w:rPr>
                   <w:rFonts w:ascii="Arial" w:cs="Arial" w:eastAsia="Arial" w:hAnsi="Arial"/>
@@ -12530,7 +12530,7 @@
             <w:pPr>
               <w:spacing w:after="20" w:before="0"/>
             </w:pPr>
-            <w:hyperlink w:history="1" r:id="rIdyrak9xtftxc0svqgt63il">
+            <w:hyperlink w:history="1" r:id="rIdxtr9ybtk50hpmj7kfz5_q">
               <w:r>
                 <w:rPr>
                   <w:rFonts w:ascii="Arial" w:cs="Arial" w:eastAsia="Arial" w:hAnsi="Arial"/>
@@ -12563,7 +12563,7 @@
               <w:spacing w:after="10" w:before="0"/>
               <w:ind w:left="120"/>
             </w:pPr>
-            <w:hyperlink w:history="1" r:id="rIducitrcpdxn1yfeves2hkt">
+            <w:hyperlink w:history="1" r:id="rIduq8_ckx4uqel6px918bgw">
               <w:r>
                 <w:rPr>
                   <w:rFonts w:ascii="Arial" w:cs="Arial" w:eastAsia="Arial" w:hAnsi="Arial"/>
@@ -12763,7 +12763,7 @@
             <w:pPr>
               <w:spacing w:after="20" w:before="0"/>
             </w:pPr>
-            <w:hyperlink w:history="1" r:id="rIdr__9m8gzifw2c5-9_ccft">
+            <w:hyperlink w:history="1" r:id="rIdnw1epd5dvkflc4loqlwdi">
               <w:r>
                 <w:rPr>
                   <w:rFonts w:ascii="Arial" w:cs="Arial" w:eastAsia="Arial" w:hAnsi="Arial"/>
@@ -12796,7 +12796,7 @@
               <w:spacing w:after="10" w:before="0"/>
               <w:ind w:left="120"/>
             </w:pPr>
-            <w:hyperlink w:history="1" r:id="rIdevqxushvaq_e7vjbvx2ls">
+            <w:hyperlink w:history="1" r:id="rIdoxvuau3fvx2dgladppf4e">
               <w:r>
                 <w:rPr>
                   <w:rFonts w:ascii="Arial" w:cs="Arial" w:eastAsia="Arial" w:hAnsi="Arial"/>
@@ -12841,7 +12841,7 @@
             <w:pPr>
               <w:spacing w:after="20" w:before="0"/>
             </w:pPr>
-            <w:hyperlink w:history="1" r:id="rIde7imsxmlzlgtcd1btuden">
+            <w:hyperlink w:history="1" r:id="rIdie80efufpxydt15qvrj5f">
               <w:r>
                 <w:rPr>
                   <w:rFonts w:ascii="Arial" w:cs="Arial" w:eastAsia="Arial" w:hAnsi="Arial"/>
@@ -12874,7 +12874,7 @@
               <w:spacing w:after="10" w:before="0"/>
               <w:ind w:left="120"/>
             </w:pPr>
-            <w:hyperlink w:history="1" r:id="rIdaeuam8wpycqh6ksug0721">
+            <w:hyperlink w:history="1" r:id="rIdccsapi2_x2ae4yenp0rxo">
               <w:r>
                 <w:rPr>
                   <w:rFonts w:ascii="Arial" w:cs="Arial" w:eastAsia="Arial" w:hAnsi="Arial"/>
@@ -13074,7 +13074,7 @@
             <w:pPr>
               <w:spacing w:after="20" w:before="0"/>
             </w:pPr>
-            <w:hyperlink w:history="1" r:id="rId704rikgvqcaw9kxobgugw">
+            <w:hyperlink w:history="1" r:id="rIdoj8qpinokgrrlcfqmz8bq">
               <w:r>
                 <w:rPr>
                   <w:rFonts w:ascii="Arial" w:cs="Arial" w:eastAsia="Arial" w:hAnsi="Arial"/>
@@ -13107,7 +13107,7 @@
               <w:spacing w:after="10" w:before="0"/>
               <w:ind w:left="120"/>
             </w:pPr>
-            <w:hyperlink w:history="1" r:id="rIdrk3saxgxvuljg5vpdy1hz">
+            <w:hyperlink w:history="1" r:id="rIdlox8oqeuqinxzdawvfuxp">
               <w:r>
                 <w:rPr>
                   <w:rFonts w:ascii="Arial" w:cs="Arial" w:eastAsia="Arial" w:hAnsi="Arial"/>
@@ -13152,7 +13152,7 @@
             <w:pPr>
               <w:spacing w:after="20" w:before="0"/>
             </w:pPr>
-            <w:hyperlink w:history="1" r:id="rIdajb7rtr9mht0w0okp9rak">
+            <w:hyperlink w:history="1" r:id="rIdpunwt3crqxemeqqxgjkav">
               <w:r>
                 <w:rPr>
                   <w:rFonts w:ascii="Arial" w:cs="Arial" w:eastAsia="Arial" w:hAnsi="Arial"/>
@@ -13185,7 +13185,7 @@
               <w:spacing w:after="10" w:before="0"/>
               <w:ind w:left="120"/>
             </w:pPr>
-            <w:hyperlink w:history="1" r:id="rIdxqak66sgwdbqbzcuomxex">
+            <w:hyperlink w:history="1" r:id="rIdmc1k-o0srg-ovegiftnkb">
               <w:r>
                 <w:rPr>
                   <w:rFonts w:ascii="Arial" w:cs="Arial" w:eastAsia="Arial" w:hAnsi="Arial"/>
@@ -13385,7 +13385,7 @@
             <w:pPr>
               <w:spacing w:after="20" w:before="0"/>
             </w:pPr>
-            <w:hyperlink w:history="1" r:id="rIdlb4y8bxkdaibffs7toh-q">
+            <w:hyperlink w:history="1" r:id="rIdyjvzpaxduedvhdraxw6xf">
               <w:r>
                 <w:rPr>
                   <w:rFonts w:ascii="Arial" w:cs="Arial" w:eastAsia="Arial" w:hAnsi="Arial"/>
@@ -13418,7 +13418,7 @@
               <w:spacing w:after="10" w:before="0"/>
               <w:ind w:left="120"/>
             </w:pPr>
-            <w:hyperlink w:history="1" r:id="rIdqbrp1nmheo7o2kdz63zzk">
+            <w:hyperlink w:history="1" r:id="rIdjddun74zy-rlamjxlaq5g">
               <w:r>
                 <w:rPr>
                   <w:rFonts w:ascii="Arial" w:cs="Arial" w:eastAsia="Arial" w:hAnsi="Arial"/>
@@ -13463,7 +13463,7 @@
             <w:pPr>
               <w:spacing w:after="20" w:before="0"/>
             </w:pPr>
-            <w:hyperlink w:history="1" r:id="rIdfpeqndkjxaqizfowaxh_7">
+            <w:hyperlink w:history="1" r:id="rIdzkrljtuacgdgzidx4_yxv">
               <w:r>
                 <w:rPr>
                   <w:rFonts w:ascii="Arial" w:cs="Arial" w:eastAsia="Arial" w:hAnsi="Arial"/>
@@ -13496,7 +13496,7 @@
               <w:spacing w:after="10" w:before="0"/>
               <w:ind w:left="120"/>
             </w:pPr>
-            <w:hyperlink w:history="1" r:id="rIdjh9kiqvmxcplyh1i0rmvy">
+            <w:hyperlink w:history="1" r:id="rIddk4r-p5pypv8kvh2d63na">
               <w:r>
                 <w:rPr>
                   <w:rFonts w:ascii="Arial" w:cs="Arial" w:eastAsia="Arial" w:hAnsi="Arial"/>
@@ -13696,7 +13696,7 @@
             <w:pPr>
               <w:spacing w:after="20" w:before="0"/>
             </w:pPr>
-            <w:hyperlink w:history="1" r:id="rIdyt2mh99jt9ojxcuxqm_ik">
+            <w:hyperlink w:history="1" r:id="rIdpjz436jbl01i8qt_x5ic2">
               <w:r>
                 <w:rPr>
                   <w:rFonts w:ascii="Arial" w:cs="Arial" w:eastAsia="Arial" w:hAnsi="Arial"/>
@@ -13729,7 +13729,7 @@
               <w:spacing w:after="10" w:before="0"/>
               <w:ind w:left="120"/>
             </w:pPr>
-            <w:hyperlink w:history="1" r:id="rIdzmczmsz3fozh19zzglfwt">
+            <w:hyperlink w:history="1" r:id="rIdugyzn6trdgwpnbs1e3shz">
               <w:r>
                 <w:rPr>
                   <w:rFonts w:ascii="Arial" w:cs="Arial" w:eastAsia="Arial" w:hAnsi="Arial"/>
@@ -13774,7 +13774,7 @@
             <w:pPr>
               <w:spacing w:after="20" w:before="0"/>
             </w:pPr>
-            <w:hyperlink w:history="1" r:id="rIdwmqkgjzdqmb5dzqhs-duk">
+            <w:hyperlink w:history="1" r:id="rIdrvm1cioywbmxjqgbmh1yj">
               <w:r>
                 <w:rPr>
                   <w:rFonts w:ascii="Arial" w:cs="Arial" w:eastAsia="Arial" w:hAnsi="Arial"/>
@@ -13807,7 +13807,7 @@
               <w:spacing w:after="10" w:before="0"/>
               <w:ind w:left="120"/>
             </w:pPr>
-            <w:hyperlink w:history="1" r:id="rIds4xqtjm0y5nijw2hgdzqx">
+            <w:hyperlink w:history="1" r:id="rIdewqxnnt2loyjpuz0ofiyl">
               <w:r>
                 <w:rPr>
                   <w:rFonts w:ascii="Arial" w:cs="Arial" w:eastAsia="Arial" w:hAnsi="Arial"/>
@@ -14332,7 +14332,7 @@
         </w:rPr>
         <w:t xml:space="preserve">© 2026 SeaVuria and ARES. Aligned with KICD objectives. Developed by SeaVuria; technical implementation by ARES (with AI assistance from Claude). Licensed under </w:t>
       </w:r>
-      <w:hyperlink w:history="1" r:id="rIdyygzpysb-ma4id_u472v9">
+      <w:hyperlink w:history="1" r:id="rIdgtrwnreqezx4fu0smzfgq">
         <w:r>
           <w:rPr>
             <w:rFonts w:ascii="Arial" w:cs="Arial" w:eastAsia="Arial" w:hAnsi="Arial"/>
@@ -14353,7 +14353,7 @@
         </w:rPr>
         <w:t xml:space="preserve"> (</w:t>
       </w:r>
-      <w:hyperlink w:history="1" r:id="rIdbz6f8t4fijc2ws35psunt">
+      <w:hyperlink w:history="1" r:id="rIdd4f8bytyuxjph1jvf3h_-">
         <w:r>
           <w:rPr>
             <w:rFonts w:ascii="Arial" w:cs="Arial" w:eastAsia="Arial" w:hAnsi="Arial"/>
@@ -15593,7 +15593,7 @@
             <w:pPr>
               <w:spacing w:after="20" w:before="0"/>
             </w:pPr>
-            <w:hyperlink w:history="1" r:id="rIdf6phuryuyugv65e_k4wcd">
+            <w:hyperlink w:history="1" r:id="rIdzmxwec1umspm48envaqji">
               <w:r>
                 <w:rPr>
                   <w:rFonts w:ascii="Arial" w:cs="Arial" w:eastAsia="Arial" w:hAnsi="Arial"/>
@@ -15642,7 +15642,7 @@
               <w:spacing w:after="10" w:before="0"/>
               <w:ind w:left="120"/>
             </w:pPr>
-            <w:hyperlink w:history="1" r:id="rId1-t5-blzm8wbbq0aulwzh">
+            <w:hyperlink w:history="1" r:id="rIdkbt4bzcgi3cdodfxpf_fp">
               <w:r>
                 <w:rPr>
                   <w:rFonts w:ascii="Arial" w:cs="Arial" w:eastAsia="Arial" w:hAnsi="Arial"/>
@@ -15687,7 +15687,7 @@
             <w:pPr>
               <w:spacing w:after="20" w:before="0"/>
             </w:pPr>
-            <w:hyperlink w:history="1" r:id="rIdvvxftsy4vexsoye1d7fui">
+            <w:hyperlink w:history="1" r:id="rIdjr1wsdosj46xvsgxt73yv">
               <w:r>
                 <w:rPr>
                   <w:rFonts w:ascii="Arial" w:cs="Arial" w:eastAsia="Arial" w:hAnsi="Arial"/>
@@ -15720,7 +15720,7 @@
               <w:spacing w:after="10" w:before="0"/>
               <w:ind w:left="120"/>
             </w:pPr>
-            <w:hyperlink w:history="1" r:id="rIdta9aanmc-c-1h-ygoghoh">
+            <w:hyperlink w:history="1" r:id="rId69sf1ltgu1nmuagitp0sd">
               <w:r>
                 <w:rPr>
                   <w:rFonts w:ascii="Arial" w:cs="Arial" w:eastAsia="Arial" w:hAnsi="Arial"/>
@@ -15920,7 +15920,7 @@
             <w:pPr>
               <w:spacing w:after="20" w:before="0"/>
             </w:pPr>
-            <w:hyperlink w:history="1" r:id="rIduh0e3k6yl4wivkthrrsqf">
+            <w:hyperlink w:history="1" r:id="rIdm-1fdkrxg2dues9n9f_my">
               <w:r>
                 <w:rPr>
                   <w:rFonts w:ascii="Arial" w:cs="Arial" w:eastAsia="Arial" w:hAnsi="Arial"/>
@@ -15969,7 +15969,7 @@
               <w:spacing w:after="10" w:before="0"/>
               <w:ind w:left="120"/>
             </w:pPr>
-            <w:hyperlink w:history="1" r:id="rIdu3wbkndnmmgm_ypiiib8p">
+            <w:hyperlink w:history="1" r:id="rIdbk-ijl3fobkwpqekoee-q">
               <w:r>
                 <w:rPr>
                   <w:rFonts w:ascii="Arial" w:cs="Arial" w:eastAsia="Arial" w:hAnsi="Arial"/>
@@ -16014,7 +16014,7 @@
             <w:pPr>
               <w:spacing w:after="20" w:before="0"/>
             </w:pPr>
-            <w:hyperlink w:history="1" r:id="rIddj4immrc1ook71koedt1o">
+            <w:hyperlink w:history="1" r:id="rIdewcilqgyelftbvq_vymtg">
               <w:r>
                 <w:rPr>
                   <w:rFonts w:ascii="Arial" w:cs="Arial" w:eastAsia="Arial" w:hAnsi="Arial"/>
@@ -16047,7 +16047,7 @@
               <w:spacing w:after="10" w:before="0"/>
               <w:ind w:left="120"/>
             </w:pPr>
-            <w:hyperlink w:history="1" r:id="rIdpxrs4-vfkh-ivsjf6xuwx">
+            <w:hyperlink w:history="1" r:id="rIdjfjeoy6uw4jmzc6doaohr">
               <w:r>
                 <w:rPr>
                   <w:rFonts w:ascii="Arial" w:cs="Arial" w:eastAsia="Arial" w:hAnsi="Arial"/>
@@ -16247,7 +16247,7 @@
             <w:pPr>
               <w:spacing w:after="20" w:before="0"/>
             </w:pPr>
-            <w:hyperlink w:history="1" r:id="rIdjw3rmmawnl5sap3r_yv1f">
+            <w:hyperlink w:history="1" r:id="rIdsfvngjbicdm7ybzbwclz7">
               <w:r>
                 <w:rPr>
                   <w:rFonts w:ascii="Arial" w:cs="Arial" w:eastAsia="Arial" w:hAnsi="Arial"/>
@@ -16296,7 +16296,7 @@
               <w:spacing w:after="10" w:before="0"/>
               <w:ind w:left="120"/>
             </w:pPr>
-            <w:hyperlink w:history="1" r:id="rIdddcoo-jkll7zjvyq-ghbo">
+            <w:hyperlink w:history="1" r:id="rIdvkz0z5gvcftebu55lfoom">
               <w:r>
                 <w:rPr>
                   <w:rFonts w:ascii="Arial" w:cs="Arial" w:eastAsia="Arial" w:hAnsi="Arial"/>
@@ -16341,7 +16341,7 @@
             <w:pPr>
               <w:spacing w:after="20" w:before="0"/>
             </w:pPr>
-            <w:hyperlink w:history="1" r:id="rId4mvrovfgi3mr9-nh-1ove">
+            <w:hyperlink w:history="1" r:id="rIdhz2eewpywbcxogjtz0g_o">
               <w:r>
                 <w:rPr>
                   <w:rFonts w:ascii="Arial" w:cs="Arial" w:eastAsia="Arial" w:hAnsi="Arial"/>
@@ -16374,7 +16374,7 @@
               <w:spacing w:after="10" w:before="0"/>
               <w:ind w:left="120"/>
             </w:pPr>
-            <w:hyperlink w:history="1" r:id="rId19m5udpvcgovnskfj8m09">
+            <w:hyperlink w:history="1" r:id="rId05cdszuf-0iznd1rmrpog">
               <w:r>
                 <w:rPr>
                   <w:rFonts w:ascii="Arial" w:cs="Arial" w:eastAsia="Arial" w:hAnsi="Arial"/>
@@ -16574,7 +16574,7 @@
             <w:pPr>
               <w:spacing w:after="20" w:before="0"/>
             </w:pPr>
-            <w:hyperlink w:history="1" r:id="rIdqtjbjzthezhi84hoqotki">
+            <w:hyperlink w:history="1" r:id="rId4-kxru1hp64nkrx7-kupb">
               <w:r>
                 <w:rPr>
                   <w:rFonts w:ascii="Arial" w:cs="Arial" w:eastAsia="Arial" w:hAnsi="Arial"/>
@@ -16623,7 +16623,7 @@
               <w:spacing w:after="10" w:before="0"/>
               <w:ind w:left="120"/>
             </w:pPr>
-            <w:hyperlink w:history="1" r:id="rIdebksc9irfcgbmmrovtugi">
+            <w:hyperlink w:history="1" r:id="rIdvnsp5gzqnxiy55mgcbga0">
               <w:r>
                 <w:rPr>
                   <w:rFonts w:ascii="Arial" w:cs="Arial" w:eastAsia="Arial" w:hAnsi="Arial"/>
@@ -16668,7 +16668,7 @@
             <w:pPr>
               <w:spacing w:after="20" w:before="0"/>
             </w:pPr>
-            <w:hyperlink w:history="1" r:id="rIda0wx4g3_yq4zqvszgkocj">
+            <w:hyperlink w:history="1" r:id="rIdbbn3bop956biholt4w0sp">
               <w:r>
                 <w:rPr>
                   <w:rFonts w:ascii="Arial" w:cs="Arial" w:eastAsia="Arial" w:hAnsi="Arial"/>
@@ -16701,7 +16701,7 @@
               <w:spacing w:after="10" w:before="0"/>
               <w:ind w:left="120"/>
             </w:pPr>
-            <w:hyperlink w:history="1" r:id="rIdrvrb8h0w3qzfk7ypukx2l">
+            <w:hyperlink w:history="1" r:id="rIdfihoafi01vpes5y6wy3nw">
               <w:r>
                 <w:rPr>
                   <w:rFonts w:ascii="Arial" w:cs="Arial" w:eastAsia="Arial" w:hAnsi="Arial"/>
@@ -16901,7 +16901,7 @@
             <w:pPr>
               <w:spacing w:after="20" w:before="0"/>
             </w:pPr>
-            <w:hyperlink w:history="1" r:id="rId07qwfhedjpwtojskcfe_e">
+            <w:hyperlink w:history="1" r:id="rIdrgly7xcbe8q4enqe5lfuh">
               <w:r>
                 <w:rPr>
                   <w:rFonts w:ascii="Arial" w:cs="Arial" w:eastAsia="Arial" w:hAnsi="Arial"/>
@@ -16950,7 +16950,7 @@
               <w:spacing w:after="10" w:before="0"/>
               <w:ind w:left="120"/>
             </w:pPr>
-            <w:hyperlink w:history="1" r:id="rIdq9kavnpo28p0n327k4pib">
+            <w:hyperlink w:history="1" r:id="rIdr9zmnpehlrtn5ip5g1q1f">
               <w:r>
                 <w:rPr>
                   <w:rFonts w:ascii="Arial" w:cs="Arial" w:eastAsia="Arial" w:hAnsi="Arial"/>
@@ -16995,7 +16995,7 @@
             <w:pPr>
               <w:spacing w:after="20" w:before="0"/>
             </w:pPr>
-            <w:hyperlink w:history="1" r:id="rId2swbegpf8oii3yritssjg">
+            <w:hyperlink w:history="1" r:id="rIdskdneq9dj31xlls9eq-rg">
               <w:r>
                 <w:rPr>
                   <w:rFonts w:ascii="Arial" w:cs="Arial" w:eastAsia="Arial" w:hAnsi="Arial"/>
@@ -17028,7 +17028,7 @@
               <w:spacing w:after="10" w:before="0"/>
               <w:ind w:left="120"/>
             </w:pPr>
-            <w:hyperlink w:history="1" r:id="rId5g-o-17lcbrtiryqdmbhp">
+            <w:hyperlink w:history="1" r:id="rIdjfulhgimr1jzvoqtxcuhn">
               <w:r>
                 <w:rPr>
                   <w:rFonts w:ascii="Arial" w:cs="Arial" w:eastAsia="Arial" w:hAnsi="Arial"/>
@@ -17633,7 +17633,7 @@
         </w:rPr>
         <w:t xml:space="preserve">© 2026 SeaVuria and ARES. Aligned with KICD objectives. Developed by SeaVuria; technical implementation by ARES (with AI assistance from Claude). Licensed under </w:t>
       </w:r>
-      <w:hyperlink w:history="1" r:id="rId_xeeegfduafdkcefet3xd">
+      <w:hyperlink w:history="1" r:id="rId2w78pjcg18ht_ss40g9nj">
         <w:r>
           <w:rPr>
             <w:rFonts w:ascii="Arial" w:cs="Arial" w:eastAsia="Arial" w:hAnsi="Arial"/>
@@ -17654,7 +17654,7 @@
         </w:rPr>
         <w:t xml:space="preserve"> (</w:t>
       </w:r>
-      <w:hyperlink w:history="1" r:id="rIdxg_gradfj7a_9lzssbsf2">
+      <w:hyperlink w:history="1" r:id="rIdrgaxuydevhudifguppqrk">
         <w:r>
           <w:rPr>
             <w:rFonts w:ascii="Arial" w:cs="Arial" w:eastAsia="Arial" w:hAnsi="Arial"/>
@@ -18694,7 +18694,7 @@
             <w:pPr>
               <w:spacing w:after="20" w:before="0"/>
             </w:pPr>
-            <w:hyperlink w:history="1" r:id="rIdjfm9h7pgai_ijveb5geti">
+            <w:hyperlink w:history="1" r:id="rIdblwwb8dp6qsp-uizx5izy">
               <w:r>
                 <w:rPr>
                   <w:rFonts w:ascii="Arial" w:cs="Arial" w:eastAsia="Arial" w:hAnsi="Arial"/>
@@ -18727,7 +18727,7 @@
               <w:spacing w:after="10" w:before="0"/>
               <w:ind w:left="120"/>
             </w:pPr>
-            <w:hyperlink w:history="1" r:id="rIdxkhcjozfwncyfa1blhrne">
+            <w:hyperlink w:history="1" r:id="rIdwnznmwhtlaol4pdqilosu">
               <w:r>
                 <w:rPr>
                   <w:rFonts w:ascii="Arial" w:cs="Arial" w:eastAsia="Arial" w:hAnsi="Arial"/>
@@ -18772,7 +18772,7 @@
             <w:pPr>
               <w:spacing w:after="20" w:before="0"/>
             </w:pPr>
-            <w:hyperlink w:history="1" r:id="rIddfcg8ebjtvk5cknzrkqus">
+            <w:hyperlink w:history="1" r:id="rIdaxts4ohgkeblnpx_j0pbc">
               <w:r>
                 <w:rPr>
                   <w:rFonts w:ascii="Arial" w:cs="Arial" w:eastAsia="Arial" w:hAnsi="Arial"/>
@@ -18805,7 +18805,7 @@
               <w:spacing w:after="10" w:before="0"/>
               <w:ind w:left="120"/>
             </w:pPr>
-            <w:hyperlink w:history="1" r:id="rIdwcot6whpokuvgbldj6xvo">
+            <w:hyperlink w:history="1" r:id="rId7807zthwdl4rkhvbowkgq">
               <w:r>
                 <w:rPr>
                   <w:rFonts w:ascii="Arial" w:cs="Arial" w:eastAsia="Arial" w:hAnsi="Arial"/>
@@ -19005,7 +19005,7 @@
             <w:pPr>
               <w:spacing w:after="20" w:before="0"/>
             </w:pPr>
-            <w:hyperlink w:history="1" r:id="rIdhsj9kvvlthafu2na4x1cr">
+            <w:hyperlink w:history="1" r:id="rIdvpu6auw-xquxobsmoufgg">
               <w:r>
                 <w:rPr>
                   <w:rFonts w:ascii="Arial" w:cs="Arial" w:eastAsia="Arial" w:hAnsi="Arial"/>
@@ -19038,7 +19038,7 @@
               <w:spacing w:after="10" w:before="0"/>
               <w:ind w:left="120"/>
             </w:pPr>
-            <w:hyperlink w:history="1" r:id="rId2kta1krkbloxhopbi3xs8">
+            <w:hyperlink w:history="1" r:id="rIdyl7ybz6psi-mcckkcyd17">
               <w:r>
                 <w:rPr>
                   <w:rFonts w:ascii="Arial" w:cs="Arial" w:eastAsia="Arial" w:hAnsi="Arial"/>
@@ -19083,7 +19083,7 @@
             <w:pPr>
               <w:spacing w:after="20" w:before="0"/>
             </w:pPr>
-            <w:hyperlink w:history="1" r:id="rIdnq1hycltjq4zii2bxokeb">
+            <w:hyperlink w:history="1" r:id="rIdlwwv8xxtp6w7hyfjfkxsu">
               <w:r>
                 <w:rPr>
                   <w:rFonts w:ascii="Arial" w:cs="Arial" w:eastAsia="Arial" w:hAnsi="Arial"/>
@@ -19116,7 +19116,7 @@
               <w:spacing w:after="10" w:before="0"/>
               <w:ind w:left="120"/>
             </w:pPr>
-            <w:hyperlink w:history="1" r:id="rIdrf6d1twew7xcumhn-cciz">
+            <w:hyperlink w:history="1" r:id="rIdz7qk7vhhz35_ddrthhzj3">
               <w:r>
                 <w:rPr>
                   <w:rFonts w:ascii="Arial" w:cs="Arial" w:eastAsia="Arial" w:hAnsi="Arial"/>
@@ -19316,7 +19316,7 @@
             <w:pPr>
               <w:spacing w:after="20" w:before="0"/>
             </w:pPr>
-            <w:hyperlink w:history="1" r:id="rIdjjhhqdi6jwrzzjp4dy1nu">
+            <w:hyperlink w:history="1" r:id="rIdhyvcitor1twu8fddoej4o">
               <w:r>
                 <w:rPr>
                   <w:rFonts w:ascii="Arial" w:cs="Arial" w:eastAsia="Arial" w:hAnsi="Arial"/>
@@ -19349,7 +19349,7 @@
               <w:spacing w:after="10" w:before="0"/>
               <w:ind w:left="120"/>
             </w:pPr>
-            <w:hyperlink w:history="1" r:id="rIdwqsgws61g4z7mjzecsylz">
+            <w:hyperlink w:history="1" r:id="rIdrndyj5zqghkvkkoy-qgck">
               <w:r>
                 <w:rPr>
                   <w:rFonts w:ascii="Arial" w:cs="Arial" w:eastAsia="Arial" w:hAnsi="Arial"/>
@@ -19394,7 +19394,7 @@
             <w:pPr>
               <w:spacing w:after="20" w:before="0"/>
             </w:pPr>
-            <w:hyperlink w:history="1" r:id="rId-74vn9o8hproy35tbxwf3">
+            <w:hyperlink w:history="1" r:id="rIdgzjeuv5icuocxjdoa9v3h">
               <w:r>
                 <w:rPr>
                   <w:rFonts w:ascii="Arial" w:cs="Arial" w:eastAsia="Arial" w:hAnsi="Arial"/>
@@ -19427,7 +19427,7 @@
               <w:spacing w:after="10" w:before="0"/>
               <w:ind w:left="120"/>
             </w:pPr>
-            <w:hyperlink w:history="1" r:id="rIdqkc8k05b49kcuxnpvajv0">
+            <w:hyperlink w:history="1" r:id="rIdazaef8wmz9ghohzhvh8wj">
               <w:r>
                 <w:rPr>
                   <w:rFonts w:ascii="Arial" w:cs="Arial" w:eastAsia="Arial" w:hAnsi="Arial"/>
@@ -19627,7 +19627,7 @@
             <w:pPr>
               <w:spacing w:after="20" w:before="0"/>
             </w:pPr>
-            <w:hyperlink w:history="1" r:id="rIdc2iijp3v69phsa3ahthiz">
+            <w:hyperlink w:history="1" r:id="rIdv0bkrh8cq2kgaerkge01c">
               <w:r>
                 <w:rPr>
                   <w:rFonts w:ascii="Arial" w:cs="Arial" w:eastAsia="Arial" w:hAnsi="Arial"/>
@@ -19660,7 +19660,7 @@
               <w:spacing w:after="10" w:before="0"/>
               <w:ind w:left="120"/>
             </w:pPr>
-            <w:hyperlink w:history="1" r:id="rIdkw7hrxiiudcih7bft4k6v">
+            <w:hyperlink w:history="1" r:id="rIdqfcz4jdpq_3s2eekwzg0d">
               <w:r>
                 <w:rPr>
                   <w:rFonts w:ascii="Arial" w:cs="Arial" w:eastAsia="Arial" w:hAnsi="Arial"/>
@@ -19705,7 +19705,7 @@
             <w:pPr>
               <w:spacing w:after="20" w:before="0"/>
             </w:pPr>
-            <w:hyperlink w:history="1" r:id="rIdenigwwbiwj9su8a8zxczp">
+            <w:hyperlink w:history="1" r:id="rIdnekktlor00knpzwicqduj">
               <w:r>
                 <w:rPr>
                   <w:rFonts w:ascii="Arial" w:cs="Arial" w:eastAsia="Arial" w:hAnsi="Arial"/>
@@ -19738,7 +19738,7 @@
               <w:spacing w:after="10" w:before="0"/>
               <w:ind w:left="120"/>
             </w:pPr>
-            <w:hyperlink w:history="1" r:id="rIdnly3idgcypubcts8hhwf8">
+            <w:hyperlink w:history="1" r:id="rIdvv5gu3tx220s9iikjfrpg">
               <w:r>
                 <w:rPr>
                   <w:rFonts w:ascii="Arial" w:cs="Arial" w:eastAsia="Arial" w:hAnsi="Arial"/>
@@ -19938,7 +19938,7 @@
             <w:pPr>
               <w:spacing w:after="20" w:before="0"/>
             </w:pPr>
-            <w:hyperlink w:history="1" r:id="rIdsh8k5ondlik37ydfrexsb">
+            <w:hyperlink w:history="1" r:id="rIdhgy-uyerdt8im0x_4xuw5">
               <w:r>
                 <w:rPr>
                   <w:rFonts w:ascii="Arial" w:cs="Arial" w:eastAsia="Arial" w:hAnsi="Arial"/>
@@ -19971,7 +19971,7 @@
               <w:spacing w:after="10" w:before="0"/>
               <w:ind w:left="120"/>
             </w:pPr>
-            <w:hyperlink w:history="1" r:id="rId3bglfjfmcbp0zawxousfc">
+            <w:hyperlink w:history="1" r:id="rIdhau2yjofgsjn0gncqabyt">
               <w:r>
                 <w:rPr>
                   <w:rFonts w:ascii="Arial" w:cs="Arial" w:eastAsia="Arial" w:hAnsi="Arial"/>
@@ -20016,7 +20016,7 @@
             <w:pPr>
               <w:spacing w:after="20" w:before="0"/>
             </w:pPr>
-            <w:hyperlink w:history="1" r:id="rIddhdrbn-pd3wxshp777iqn">
+            <w:hyperlink w:history="1" r:id="rIdgctjolgy2h1ypswr7ai3s">
               <w:r>
                 <w:rPr>
                   <w:rFonts w:ascii="Arial" w:cs="Arial" w:eastAsia="Arial" w:hAnsi="Arial"/>
@@ -20049,7 +20049,7 @@
               <w:spacing w:after="10" w:before="0"/>
               <w:ind w:left="120"/>
             </w:pPr>
-            <w:hyperlink w:history="1" r:id="rIdbzf0rgrq5svsrgq_5mhjg">
+            <w:hyperlink w:history="1" r:id="rIdihkf722a62zqc8psjb9do">
               <w:r>
                 <w:rPr>
                   <w:rFonts w:ascii="Arial" w:cs="Arial" w:eastAsia="Arial" w:hAnsi="Arial"/>
@@ -20574,7 +20574,7 @@
         </w:rPr>
         <w:t xml:space="preserve">© 2026 SeaVuria and ARES. Aligned with KICD objectives. Developed by SeaVuria; technical implementation by ARES (with AI assistance from Claude). Licensed under </w:t>
       </w:r>
-      <w:hyperlink w:history="1" r:id="rId1w9xhjrmne3hginyxityn">
+      <w:hyperlink w:history="1" r:id="rIdbslxmmrtxumipc2yvj4wr">
         <w:r>
           <w:rPr>
             <w:rFonts w:ascii="Arial" w:cs="Arial" w:eastAsia="Arial" w:hAnsi="Arial"/>
@@ -20595,7 +20595,7 @@
         </w:rPr>
         <w:t xml:space="preserve"> (</w:t>
       </w:r>
-      <w:hyperlink w:history="1" r:id="rIddohkkavnv2shlul1me6b_">
+      <w:hyperlink w:history="1" r:id="rIdeso7ksxvqysvtew5arrkm">
         <w:r>
           <w:rPr>
             <w:rFonts w:ascii="Arial" w:cs="Arial" w:eastAsia="Arial" w:hAnsi="Arial"/>
@@ -21815,7 +21815,7 @@
             <w:pPr>
               <w:spacing w:after="20" w:before="0"/>
             </w:pPr>
-            <w:hyperlink w:history="1" r:id="rIddf86ap3gimvmqgofy1wgb">
+            <w:hyperlink w:history="1" r:id="rIdojivpy3ncfktl8xvmt-wx">
               <w:r>
                 <w:rPr>
                   <w:rFonts w:ascii="Arial" w:cs="Arial" w:eastAsia="Arial" w:hAnsi="Arial"/>
@@ -21848,7 +21848,7 @@
               <w:spacing w:after="10" w:before="0"/>
               <w:ind w:left="120"/>
             </w:pPr>
-            <w:hyperlink w:history="1" r:id="rIdfkkekjrohubpvejge8_wx">
+            <w:hyperlink w:history="1" r:id="rIdlzhlxu6f9a5qa3in5ojg2">
               <w:r>
                 <w:rPr>
                   <w:rFonts w:ascii="Arial" w:cs="Arial" w:eastAsia="Arial" w:hAnsi="Arial"/>
@@ -21893,7 +21893,7 @@
             <w:pPr>
               <w:spacing w:after="20" w:before="0"/>
             </w:pPr>
-            <w:hyperlink w:history="1" r:id="rIdh410o3k07pqcg8vweahtw">
+            <w:hyperlink w:history="1" r:id="rIdp49drwjuatimaamruzprx">
               <w:r>
                 <w:rPr>
                   <w:rFonts w:ascii="Arial" w:cs="Arial" w:eastAsia="Arial" w:hAnsi="Arial"/>
@@ -21926,7 +21926,7 @@
               <w:spacing w:after="10" w:before="0"/>
               <w:ind w:left="120"/>
             </w:pPr>
-            <w:hyperlink w:history="1" r:id="rIdtxocbairpyjirame-o1du">
+            <w:hyperlink w:history="1" r:id="rIdmg9ctf2pljuyzcn3iicjp">
               <w:r>
                 <w:rPr>
                   <w:rFonts w:ascii="Arial" w:cs="Arial" w:eastAsia="Arial" w:hAnsi="Arial"/>
@@ -22126,7 +22126,7 @@
             <w:pPr>
               <w:spacing w:after="20" w:before="0"/>
             </w:pPr>
-            <w:hyperlink w:history="1" r:id="rIdco82fwipj91rzz08khn7-">
+            <w:hyperlink w:history="1" r:id="rIdrmucopkpb6w1_iva4uafl">
               <w:r>
                 <w:rPr>
                   <w:rFonts w:ascii="Arial" w:cs="Arial" w:eastAsia="Arial" w:hAnsi="Arial"/>
@@ -22159,7 +22159,7 @@
               <w:spacing w:after="10" w:before="0"/>
               <w:ind w:left="120"/>
             </w:pPr>
-            <w:hyperlink w:history="1" r:id="rIdoqn-46vnwatrkuj49fn1a">
+            <w:hyperlink w:history="1" r:id="rIdvp66s_y9fzb92kbefxryw">
               <w:r>
                 <w:rPr>
                   <w:rFonts w:ascii="Arial" w:cs="Arial" w:eastAsia="Arial" w:hAnsi="Arial"/>
@@ -22204,7 +22204,7 @@
             <w:pPr>
               <w:spacing w:after="20" w:before="0"/>
             </w:pPr>
-            <w:hyperlink w:history="1" r:id="rIduxvlmtmxb2cjonjspsgzs">
+            <w:hyperlink w:history="1" r:id="rId6auc1a9v_3bz_pn2whx0u">
               <w:r>
                 <w:rPr>
                   <w:rFonts w:ascii="Arial" w:cs="Arial" w:eastAsia="Arial" w:hAnsi="Arial"/>
@@ -22237,7 +22237,7 @@
               <w:spacing w:after="10" w:before="0"/>
               <w:ind w:left="120"/>
             </w:pPr>
-            <w:hyperlink w:history="1" r:id="rIdcoipws24q0xzvpywsd0bi">
+            <w:hyperlink w:history="1" r:id="rId-utxarohfgepgfh94gqfs">
               <w:r>
                 <w:rPr>
                   <w:rFonts w:ascii="Arial" w:cs="Arial" w:eastAsia="Arial" w:hAnsi="Arial"/>
@@ -22437,7 +22437,7 @@
             <w:pPr>
               <w:spacing w:after="20" w:before="0"/>
             </w:pPr>
-            <w:hyperlink w:history="1" r:id="rId7-h220bmwsk56czrugsax">
+            <w:hyperlink w:history="1" r:id="rIdiokcjwkv0uziu7xkyxig0">
               <w:r>
                 <w:rPr>
                   <w:rFonts w:ascii="Arial" w:cs="Arial" w:eastAsia="Arial" w:hAnsi="Arial"/>
@@ -22470,7 +22470,7 @@
               <w:spacing w:after="10" w:before="0"/>
               <w:ind w:left="120"/>
             </w:pPr>
-            <w:hyperlink w:history="1" r:id="rIdqxl6qc8i2_gjoatitu0yk">
+            <w:hyperlink w:history="1" r:id="rId5dn70vvmq6s5w_q2tpmhv">
               <w:r>
                 <w:rPr>
                   <w:rFonts w:ascii="Arial" w:cs="Arial" w:eastAsia="Arial" w:hAnsi="Arial"/>
@@ -22515,7 +22515,7 @@
             <w:pPr>
               <w:spacing w:after="20" w:before="0"/>
             </w:pPr>
-            <w:hyperlink w:history="1" r:id="rIdzfnxoj7xdpin3thrluotu">
+            <w:hyperlink w:history="1" r:id="rIdkshvn8rzmtn0d_nnzykk4">
               <w:r>
                 <w:rPr>
                   <w:rFonts w:ascii="Arial" w:cs="Arial" w:eastAsia="Arial" w:hAnsi="Arial"/>
@@ -22564,7 +22564,7 @@
               <w:spacing w:after="10" w:before="0"/>
               <w:ind w:left="120"/>
             </w:pPr>
-            <w:hyperlink w:history="1" r:id="rId71vr02tykfqeolmuuo-kv">
+            <w:hyperlink w:history="1" r:id="rId1cdfhee1htzyhbiqfvylg">
               <w:r>
                 <w:rPr>
                   <w:rFonts w:ascii="Arial" w:cs="Arial" w:eastAsia="Arial" w:hAnsi="Arial"/>
@@ -22764,7 +22764,7 @@
             <w:pPr>
               <w:spacing w:after="20" w:before="0"/>
             </w:pPr>
-            <w:hyperlink w:history="1" r:id="rIdqfunylpgfkqka_qltbynm">
+            <w:hyperlink w:history="1" r:id="rIdgdukiv2otfbjib6_ocke0">
               <w:r>
                 <w:rPr>
                   <w:rFonts w:ascii="Arial" w:cs="Arial" w:eastAsia="Arial" w:hAnsi="Arial"/>
@@ -22797,7 +22797,7 @@
               <w:spacing w:after="10" w:before="0"/>
               <w:ind w:left="120"/>
             </w:pPr>
-            <w:hyperlink w:history="1" r:id="rIdl3pt08eknabya6z9cpnhx">
+            <w:hyperlink w:history="1" r:id="rIdxb19dk0zw73cjsg3jtdmb">
               <w:r>
                 <w:rPr>
                   <w:rFonts w:ascii="Arial" w:cs="Arial" w:eastAsia="Arial" w:hAnsi="Arial"/>
@@ -22842,7 +22842,7 @@
             <w:pPr>
               <w:spacing w:after="20" w:before="0"/>
             </w:pPr>
-            <w:hyperlink w:history="1" r:id="rIdpn6p2pdu-r84yvgkxfn5q">
+            <w:hyperlink w:history="1" r:id="rIdki6myqwa3ibzls0yjlpku">
               <w:r>
                 <w:rPr>
                   <w:rFonts w:ascii="Arial" w:cs="Arial" w:eastAsia="Arial" w:hAnsi="Arial"/>
@@ -22891,7 +22891,7 @@
               <w:spacing w:after="10" w:before="0"/>
               <w:ind w:left="120"/>
             </w:pPr>
-            <w:hyperlink w:history="1" r:id="rIdfecmcug674y3imj2lhgut">
+            <w:hyperlink w:history="1" r:id="rIdcg78pbnkh-xbzweku-jmm">
               <w:r>
                 <w:rPr>
                   <w:rFonts w:ascii="Arial" w:cs="Arial" w:eastAsia="Arial" w:hAnsi="Arial"/>
@@ -23091,7 +23091,7 @@
             <w:pPr>
               <w:spacing w:after="20" w:before="0"/>
             </w:pPr>
-            <w:hyperlink w:history="1" r:id="rIdy-ri77udqfek0ymayu_xy">
+            <w:hyperlink w:history="1" r:id="rIdkatjjfmkjhe78a81vbjil">
               <w:r>
                 <w:rPr>
                   <w:rFonts w:ascii="Arial" w:cs="Arial" w:eastAsia="Arial" w:hAnsi="Arial"/>
@@ -23124,7 +23124,7 @@
               <w:spacing w:after="10" w:before="0"/>
               <w:ind w:left="120"/>
             </w:pPr>
-            <w:hyperlink w:history="1" r:id="rIdy_stfn7sopnzva-xxw1gv">
+            <w:hyperlink w:history="1" r:id="rIdyv-llpn0bunmdjqaeasxq">
               <w:r>
                 <w:rPr>
                   <w:rFonts w:ascii="Arial" w:cs="Arial" w:eastAsia="Arial" w:hAnsi="Arial"/>
@@ -23169,7 +23169,7 @@
             <w:pPr>
               <w:spacing w:after="20" w:before="0"/>
             </w:pPr>
-            <w:hyperlink w:history="1" r:id="rIdfwqxa_9xl4gll0ntxg7d_">
+            <w:hyperlink w:history="1" r:id="rIds2mguf9qslx0jgijf1zjw">
               <w:r>
                 <w:rPr>
                   <w:rFonts w:ascii="Arial" w:cs="Arial" w:eastAsia="Arial" w:hAnsi="Arial"/>
@@ -23218,7 +23218,7 @@
               <w:spacing w:after="10" w:before="0"/>
               <w:ind w:left="120"/>
             </w:pPr>
-            <w:hyperlink w:history="1" r:id="rIdvnoloodpo4e11qcqkae_e">
+            <w:hyperlink w:history="1" r:id="rIdwcsqcgjyjpqcti3ghz5a8">
               <w:r>
                 <w:rPr>
                   <w:rFonts w:ascii="Arial" w:cs="Arial" w:eastAsia="Arial" w:hAnsi="Arial"/>
@@ -23823,7 +23823,7 @@
         </w:rPr>
         <w:t xml:space="preserve">© 2026 SeaVuria and ARES. Aligned with KICD objectives. Developed by SeaVuria; technical implementation by ARES (with AI assistance from Claude). Licensed under </w:t>
       </w:r>
-      <w:hyperlink w:history="1" r:id="rIdraacmqyubmfzhzkpnv1pa">
+      <w:hyperlink w:history="1" r:id="rIdt8jrp7mfgikjqpnxf3njn">
         <w:r>
           <w:rPr>
             <w:rFonts w:ascii="Arial" w:cs="Arial" w:eastAsia="Arial" w:hAnsi="Arial"/>
@@ -23844,7 +23844,7 @@
         </w:rPr>
         <w:t xml:space="preserve"> (</w:t>
       </w:r>
-      <w:hyperlink w:history="1" r:id="rIdqofpzw2_rabb8wzhdimt3">
+      <w:hyperlink w:history="1" r:id="rIdszvpusdvrajacfy_r1bev">
         <w:r>
           <w:rPr>
             <w:rFonts w:ascii="Arial" w:cs="Arial" w:eastAsia="Arial" w:hAnsi="Arial"/>
@@ -24884,7 +24884,7 @@
             <w:pPr>
               <w:spacing w:after="20" w:before="0"/>
             </w:pPr>
-            <w:hyperlink w:history="1" r:id="rIdz5kuf9w77lswbiwkxgrea">
+            <w:hyperlink w:history="1" r:id="rId1ij8w0gxc5o8gwtvpaxmz">
               <w:r>
                 <w:rPr>
                   <w:rFonts w:ascii="Arial" w:cs="Arial" w:eastAsia="Arial" w:hAnsi="Arial"/>
@@ -24917,7 +24917,7 @@
               <w:spacing w:after="10" w:before="0"/>
               <w:ind w:left="120"/>
             </w:pPr>
-            <w:hyperlink w:history="1" r:id="rIdromecpzrvzuo-udkzgbmx">
+            <w:hyperlink w:history="1" r:id="rIdrkb0-qcfcme8bvp30ohjs">
               <w:r>
                 <w:rPr>
                   <w:rFonts w:ascii="Arial" w:cs="Arial" w:eastAsia="Arial" w:hAnsi="Arial"/>
@@ -24962,7 +24962,7 @@
             <w:pPr>
               <w:spacing w:after="20" w:before="0"/>
             </w:pPr>
-            <w:hyperlink w:history="1" r:id="rIdobunvyymni1umsd8kgxzj">
+            <w:hyperlink w:history="1" r:id="rIdqwlqfjxy4tyk4lj5dnsz6">
               <w:r>
                 <w:rPr>
                   <w:rFonts w:ascii="Arial" w:cs="Arial" w:eastAsia="Arial" w:hAnsi="Arial"/>
@@ -24995,7 +24995,7 @@
               <w:spacing w:after="10" w:before="0"/>
               <w:ind w:left="120"/>
             </w:pPr>
-            <w:hyperlink w:history="1" r:id="rIdcjkpvj6c99_9gw2rmfzpm">
+            <w:hyperlink w:history="1" r:id="rIdfwgslobr7zqedw1wwyjqo">
               <w:r>
                 <w:rPr>
                   <w:rFonts w:ascii="Arial" w:cs="Arial" w:eastAsia="Arial" w:hAnsi="Arial"/>
@@ -25195,7 +25195,7 @@
             <w:pPr>
               <w:spacing w:after="20" w:before="0"/>
             </w:pPr>
-            <w:hyperlink w:history="1" r:id="rId_2e2hz2-idedhh-iledrt">
+            <w:hyperlink w:history="1" r:id="rIdscvir8yi-xms4-jxsfbcf">
               <w:r>
                 <w:rPr>
                   <w:rFonts w:ascii="Arial" w:cs="Arial" w:eastAsia="Arial" w:hAnsi="Arial"/>
@@ -25228,7 +25228,7 @@
               <w:spacing w:after="10" w:before="0"/>
               <w:ind w:left="120"/>
             </w:pPr>
-            <w:hyperlink w:history="1" r:id="rIdptoqyn35zyfqwrhhlnxux">
+            <w:hyperlink w:history="1" r:id="rIduhvptgnzsttkbmsxawptn">
               <w:r>
                 <w:rPr>
                   <w:rFonts w:ascii="Arial" w:cs="Arial" w:eastAsia="Arial" w:hAnsi="Arial"/>
@@ -25273,7 +25273,7 @@
             <w:pPr>
               <w:spacing w:after="20" w:before="0"/>
             </w:pPr>
-            <w:hyperlink w:history="1" r:id="rIdntu1kimu-pi9gbym3itsk">
+            <w:hyperlink w:history="1" r:id="rIdj1bpakegysf4ry3xypqcc">
               <w:r>
                 <w:rPr>
                   <w:rFonts w:ascii="Arial" w:cs="Arial" w:eastAsia="Arial" w:hAnsi="Arial"/>
@@ -25306,7 +25306,7 @@
               <w:spacing w:after="10" w:before="0"/>
               <w:ind w:left="120"/>
             </w:pPr>
-            <w:hyperlink w:history="1" r:id="rIdo0sxa4mjspmkjynxhbnp6">
+            <w:hyperlink w:history="1" r:id="rIdqdpqr9ouadx-0zq9fecia">
               <w:r>
                 <w:rPr>
                   <w:rFonts w:ascii="Arial" w:cs="Arial" w:eastAsia="Arial" w:hAnsi="Arial"/>
@@ -25506,7 +25506,7 @@
             <w:pPr>
               <w:spacing w:after="20" w:before="0"/>
             </w:pPr>
-            <w:hyperlink w:history="1" r:id="rId-mrzokct0x3d1uztjf9ll">
+            <w:hyperlink w:history="1" r:id="rIdbsj9ikc7jry4rdjmmovkl">
               <w:r>
                 <w:rPr>
                   <w:rFonts w:ascii="Arial" w:cs="Arial" w:eastAsia="Arial" w:hAnsi="Arial"/>
@@ -25539,7 +25539,7 @@
               <w:spacing w:after="10" w:before="0"/>
               <w:ind w:left="120"/>
             </w:pPr>
-            <w:hyperlink w:history="1" r:id="rIdpe17tme6unfds6q0sfunk">
+            <w:hyperlink w:history="1" r:id="rIdlmcnvq8lztsabafk3-mrh">
               <w:r>
                 <w:rPr>
                   <w:rFonts w:ascii="Arial" w:cs="Arial" w:eastAsia="Arial" w:hAnsi="Arial"/>
@@ -25584,7 +25584,7 @@
             <w:pPr>
               <w:spacing w:after="20" w:before="0"/>
             </w:pPr>
-            <w:hyperlink w:history="1" r:id="rIdsgndxbwxdygltxl16mv54">
+            <w:hyperlink w:history="1" r:id="rIdyhahvgj3hqibzmukvyk45">
               <w:r>
                 <w:rPr>
                   <w:rFonts w:ascii="Arial" w:cs="Arial" w:eastAsia="Arial" w:hAnsi="Arial"/>
@@ -25617,7 +25617,7 @@
               <w:spacing w:after="10" w:before="0"/>
               <w:ind w:left="120"/>
             </w:pPr>
-            <w:hyperlink w:history="1" r:id="rIde-mtvns5swwvbgsl1mazq">
+            <w:hyperlink w:history="1" r:id="rIdpl_hjctu4zub5te77kktb">
               <w:r>
                 <w:rPr>
                   <w:rFonts w:ascii="Arial" w:cs="Arial" w:eastAsia="Arial" w:hAnsi="Arial"/>
@@ -25817,7 +25817,7 @@
             <w:pPr>
               <w:spacing w:after="20" w:before="0"/>
             </w:pPr>
-            <w:hyperlink w:history="1" r:id="rId6f5ycu3pfr8sy9jycw1m3">
+            <w:hyperlink w:history="1" r:id="rIdlnfprnugbdpb2f4sgiobh">
               <w:r>
                 <w:rPr>
                   <w:rFonts w:ascii="Arial" w:cs="Arial" w:eastAsia="Arial" w:hAnsi="Arial"/>
@@ -25850,7 +25850,7 @@
               <w:spacing w:after="10" w:before="0"/>
               <w:ind w:left="120"/>
             </w:pPr>
-            <w:hyperlink w:history="1" r:id="rIdv972or2nwzfbtvmrooq37">
+            <w:hyperlink w:history="1" r:id="rIdwbegvrc92fmq-o3c_ijma">
               <w:r>
                 <w:rPr>
                   <w:rFonts w:ascii="Arial" w:cs="Arial" w:eastAsia="Arial" w:hAnsi="Arial"/>
@@ -25895,7 +25895,7 @@
             <w:pPr>
               <w:spacing w:after="20" w:before="0"/>
             </w:pPr>
-            <w:hyperlink w:history="1" r:id="rId2ukbl50tmnlmayu2iunnj">
+            <w:hyperlink w:history="1" r:id="rIdkscvupan1nxayilkh1lv9">
               <w:r>
                 <w:rPr>
                   <w:rFonts w:ascii="Arial" w:cs="Arial" w:eastAsia="Arial" w:hAnsi="Arial"/>
@@ -25928,7 +25928,7 @@
               <w:spacing w:after="10" w:before="0"/>
               <w:ind w:left="120"/>
             </w:pPr>
-            <w:hyperlink w:history="1" r:id="rId51wjwxhpesda9-q3iq1hc">
+            <w:hyperlink w:history="1" r:id="rIdcytc7i1sshnphgjbsuiiz">
               <w:r>
                 <w:rPr>
                   <w:rFonts w:ascii="Arial" w:cs="Arial" w:eastAsia="Arial" w:hAnsi="Arial"/>
@@ -26128,7 +26128,7 @@
             <w:pPr>
               <w:spacing w:after="20" w:before="0"/>
             </w:pPr>
-            <w:hyperlink w:history="1" r:id="rIdbuhrybq99qbluyvkaldee">
+            <w:hyperlink w:history="1" r:id="rIdanlksrus-q1gx0-ut9xj3">
               <w:r>
                 <w:rPr>
                   <w:rFonts w:ascii="Arial" w:cs="Arial" w:eastAsia="Arial" w:hAnsi="Arial"/>
@@ -26161,7 +26161,7 @@
               <w:spacing w:after="10" w:before="0"/>
               <w:ind w:left="120"/>
             </w:pPr>
-            <w:hyperlink w:history="1" r:id="rIda7zzh5zq0hvbw5lb-flbj">
+            <w:hyperlink w:history="1" r:id="rIdpdpbegho7wlzj3g5r5co8">
               <w:r>
                 <w:rPr>
                   <w:rFonts w:ascii="Arial" w:cs="Arial" w:eastAsia="Arial" w:hAnsi="Arial"/>
@@ -26206,7 +26206,7 @@
             <w:pPr>
               <w:spacing w:after="20" w:before="0"/>
             </w:pPr>
-            <w:hyperlink w:history="1" r:id="rId_l3x_svsgyxlfukcia9db">
+            <w:hyperlink w:history="1" r:id="rId_dasoflkuv3vt9acofpwy">
               <w:r>
                 <w:rPr>
                   <w:rFonts w:ascii="Arial" w:cs="Arial" w:eastAsia="Arial" w:hAnsi="Arial"/>
@@ -26239,7 +26239,7 @@
               <w:spacing w:after="10" w:before="0"/>
               <w:ind w:left="120"/>
             </w:pPr>
-            <w:hyperlink w:history="1" r:id="rIdm08a2u_oeeumsd91kt5di">
+            <w:hyperlink w:history="1" r:id="rIdm9h9hey8k75mgydavba8c">
               <w:r>
                 <w:rPr>
                   <w:rFonts w:ascii="Arial" w:cs="Arial" w:eastAsia="Arial" w:hAnsi="Arial"/>
@@ -26764,7 +26764,7 @@
         </w:rPr>
         <w:t xml:space="preserve">© 2026 SeaVuria and ARES. Aligned with KICD objectives. Developed by SeaVuria; technical implementation by ARES (with AI assistance from Claude). Licensed under </w:t>
       </w:r>
-      <w:hyperlink w:history="1" r:id="rIdarvyzmqk8p_rgsbkaoj9z">
+      <w:hyperlink w:history="1" r:id="rIdofhe1yvnmb782jqiuut3i">
         <w:r>
           <w:rPr>
             <w:rFonts w:ascii="Arial" w:cs="Arial" w:eastAsia="Arial" w:hAnsi="Arial"/>
@@ -26785,7 +26785,7 @@
         </w:rPr>
         <w:t xml:space="preserve"> (</w:t>
       </w:r>
-      <w:hyperlink w:history="1" r:id="rIdv7uleso3vpgxayhxmiphk">
+      <w:hyperlink w:history="1" r:id="rIdxnzbqfj0fnysdvpwnbuci">
         <w:r>
           <w:rPr>
             <w:rFonts w:ascii="Arial" w:cs="Arial" w:eastAsia="Arial" w:hAnsi="Arial"/>
